--- a/Documentation/Q11_Regularization_Documentation.docx
+++ b/Documentation/Q11_Regularization_Documentation.docx
@@ -754,6 +754,2466 @@
     </w:p>
     <w:p>
       <w:pPr>
+        <w:pStyle w:val="Heading2"/>
+      </w:pPr>
+      <w:r>
+        <w:t>Measured Output from the Executed Notebook</w:t>
+      </w:r>
+    </w:p>
+    <w:p>
+      <w:r>
+        <w:t>Dataset split: 442 observations and 10 features in total; 353 training rows and 89 test rows. Results below are copied from the supplied executed notebook (random_state=42).</w:t>
+      </w:r>
+    </w:p>
+    <w:tbl>
+      <w:tblPr>
+        <w:tblStyle w:val="TableGrid"/>
+        <w:tblW w:type="auto" w:w="0"/>
+        <w:tblLook w:firstColumn="1" w:firstRow="1" w:lastColumn="0" w:lastRow="0" w:noHBand="0" w:noVBand="1" w:val="04A0"/>
+      </w:tblPr>
+      <w:tblGrid>
+        <w:gridCol w:w="1680"/>
+        <w:gridCol w:w="1680"/>
+        <w:gridCol w:w="1680"/>
+        <w:gridCol w:w="1680"/>
+        <w:gridCol w:w="1680"/>
+        <w:gridCol w:w="1680"/>
+      </w:tblGrid>
+      <w:tr>
+        <w:tc>
+          <w:tcPr>
+            <w:tcW w:type="dxa" w:w="1680"/>
+            <w:shd w:fill="D9EAF7"/>
+          </w:tcPr>
+          <w:p>
+            <w:r>
+              <w:rPr>
+                <w:rFonts w:ascii="Times New Roman" w:hAnsi="Times New Roman"/>
+                <w:b/>
+                <w:sz w:val="18"/>
+              </w:rPr>
+              <w:t>Baseline model</w:t>
+            </w:r>
+          </w:p>
+        </w:tc>
+        <w:tc>
+          <w:tcPr>
+            <w:tcW w:type="dxa" w:w="1680"/>
+            <w:shd w:fill="D9EAF7"/>
+          </w:tcPr>
+          <w:p>
+            <w:r>
+              <w:rPr>
+                <w:rFonts w:ascii="Times New Roman" w:hAnsi="Times New Roman"/>
+                <w:b/>
+                <w:sz w:val="18"/>
+              </w:rPr>
+              <w:t>Test MSE</w:t>
+            </w:r>
+          </w:p>
+        </w:tc>
+        <w:tc>
+          <w:tcPr>
+            <w:tcW w:type="dxa" w:w="1680"/>
+            <w:shd w:fill="D9EAF7"/>
+          </w:tcPr>
+          <w:p>
+            <w:r>
+              <w:rPr>
+                <w:rFonts w:ascii="Times New Roman" w:hAnsi="Times New Roman"/>
+                <w:b/>
+                <w:sz w:val="18"/>
+              </w:rPr>
+              <w:t>Test RMSE</w:t>
+            </w:r>
+          </w:p>
+        </w:tc>
+        <w:tc>
+          <w:tcPr>
+            <w:tcW w:type="dxa" w:w="1680"/>
+            <w:shd w:fill="D9EAF7"/>
+          </w:tcPr>
+          <w:p>
+            <w:r>
+              <w:rPr>
+                <w:rFonts w:ascii="Times New Roman" w:hAnsi="Times New Roman"/>
+                <w:b/>
+                <w:sz w:val="18"/>
+              </w:rPr>
+              <w:t>Test MAE</w:t>
+            </w:r>
+          </w:p>
+        </w:tc>
+        <w:tc>
+          <w:tcPr>
+            <w:tcW w:type="dxa" w:w="1680"/>
+            <w:shd w:fill="D9EAF7"/>
+          </w:tcPr>
+          <w:p>
+            <w:r>
+              <w:rPr>
+                <w:rFonts w:ascii="Times New Roman" w:hAnsi="Times New Roman"/>
+                <w:b/>
+                <w:sz w:val="18"/>
+              </w:rPr>
+              <w:t>Test R²</w:t>
+            </w:r>
+          </w:p>
+        </w:tc>
+        <w:tc>
+          <w:tcPr>
+            <w:tcW w:type="dxa" w:w="1680"/>
+            <w:shd w:fill="D9EAF7"/>
+          </w:tcPr>
+          <w:p>
+            <w:r>
+              <w:rPr>
+                <w:rFonts w:ascii="Times New Roman" w:hAnsi="Times New Roman"/>
+                <w:b/>
+                <w:sz w:val="18"/>
+              </w:rPr>
+              <w:t>Non-zero coefficients</w:t>
+            </w:r>
+          </w:p>
+        </w:tc>
+      </w:tr>
+      <w:tr>
+        <w:tc>
+          <w:tcPr>
+            <w:tcW w:type="dxa" w:w="1680"/>
+          </w:tcPr>
+          <w:p>
+            <w:r>
+              <w:rPr>
+                <w:rFonts w:ascii="Times New Roman" w:hAnsi="Times New Roman"/>
+                <w:sz w:val="18"/>
+              </w:rPr>
+              <w:t>Elastic Net (alpha=0.1, l1_ratio=0.5)</w:t>
+            </w:r>
+          </w:p>
+        </w:tc>
+        <w:tc>
+          <w:tcPr>
+            <w:tcW w:type="dxa" w:w="1680"/>
+          </w:tcPr>
+          <w:p>
+            <w:r>
+              <w:rPr>
+                <w:rFonts w:ascii="Times New Roman" w:hAnsi="Times New Roman"/>
+                <w:sz w:val="18"/>
+              </w:rPr>
+              <w:t>2866.4613</w:t>
+            </w:r>
+          </w:p>
+        </w:tc>
+        <w:tc>
+          <w:tcPr>
+            <w:tcW w:type="dxa" w:w="1680"/>
+          </w:tcPr>
+          <w:p>
+            <w:r>
+              <w:rPr>
+                <w:rFonts w:ascii="Times New Roman" w:hAnsi="Times New Roman"/>
+                <w:sz w:val="18"/>
+              </w:rPr>
+              <w:t>53.5393</w:t>
+            </w:r>
+          </w:p>
+        </w:tc>
+        <w:tc>
+          <w:tcPr>
+            <w:tcW w:type="dxa" w:w="1680"/>
+          </w:tcPr>
+          <w:p>
+            <w:r>
+              <w:rPr>
+                <w:rFonts w:ascii="Times New Roman" w:hAnsi="Times New Roman"/>
+                <w:sz w:val="18"/>
+              </w:rPr>
+              <w:t>42.8733</w:t>
+            </w:r>
+          </w:p>
+        </w:tc>
+        <w:tc>
+          <w:tcPr>
+            <w:tcW w:type="dxa" w:w="1680"/>
+          </w:tcPr>
+          <w:p>
+            <w:r>
+              <w:rPr>
+                <w:rFonts w:ascii="Times New Roman" w:hAnsi="Times New Roman"/>
+                <w:sz w:val="18"/>
+              </w:rPr>
+              <w:t>0.4590</w:t>
+            </w:r>
+          </w:p>
+        </w:tc>
+        <w:tc>
+          <w:tcPr>
+            <w:tcW w:type="dxa" w:w="1680"/>
+          </w:tcPr>
+          <w:p>
+            <w:r>
+              <w:rPr>
+                <w:rFonts w:ascii="Times New Roman" w:hAnsi="Times New Roman"/>
+                <w:sz w:val="18"/>
+              </w:rPr>
+              <w:t>10</w:t>
+            </w:r>
+          </w:p>
+        </w:tc>
+      </w:tr>
+      <w:tr>
+        <w:tc>
+          <w:tcPr>
+            <w:tcW w:type="dxa" w:w="1680"/>
+          </w:tcPr>
+          <w:p>
+            <w:r>
+              <w:rPr>
+                <w:rFonts w:ascii="Times New Roman" w:hAnsi="Times New Roman"/>
+                <w:sz w:val="18"/>
+              </w:rPr>
+              <w:t>Lasso (alpha=0.1)</w:t>
+            </w:r>
+          </w:p>
+        </w:tc>
+        <w:tc>
+          <w:tcPr>
+            <w:tcW w:type="dxa" w:w="1680"/>
+          </w:tcPr>
+          <w:p>
+            <w:r>
+              <w:rPr>
+                <w:rFonts w:ascii="Times New Roman" w:hAnsi="Times New Roman"/>
+                <w:sz w:val="18"/>
+              </w:rPr>
+              <w:t>2884.6243</w:t>
+            </w:r>
+          </w:p>
+        </w:tc>
+        <w:tc>
+          <w:tcPr>
+            <w:tcW w:type="dxa" w:w="1680"/>
+          </w:tcPr>
+          <w:p>
+            <w:r>
+              <w:rPr>
+                <w:rFonts w:ascii="Times New Roman" w:hAnsi="Times New Roman"/>
+                <w:sz w:val="18"/>
+              </w:rPr>
+              <w:t>53.7087</w:t>
+            </w:r>
+          </w:p>
+        </w:tc>
+        <w:tc>
+          <w:tcPr>
+            <w:tcW w:type="dxa" w:w="1680"/>
+          </w:tcPr>
+          <w:p>
+            <w:r>
+              <w:rPr>
+                <w:rFonts w:ascii="Times New Roman" w:hAnsi="Times New Roman"/>
+                <w:sz w:val="18"/>
+              </w:rPr>
+              <w:t>42.8052</w:t>
+            </w:r>
+          </w:p>
+        </w:tc>
+        <w:tc>
+          <w:tcPr>
+            <w:tcW w:type="dxa" w:w="1680"/>
+          </w:tcPr>
+          <w:p>
+            <w:r>
+              <w:rPr>
+                <w:rFonts w:ascii="Times New Roman" w:hAnsi="Times New Roman"/>
+                <w:sz w:val="18"/>
+              </w:rPr>
+              <w:t>0.4555</w:t>
+            </w:r>
+          </w:p>
+        </w:tc>
+        <w:tc>
+          <w:tcPr>
+            <w:tcW w:type="dxa" w:w="1680"/>
+          </w:tcPr>
+          <w:p>
+            <w:r>
+              <w:rPr>
+                <w:rFonts w:ascii="Times New Roman" w:hAnsi="Times New Roman"/>
+                <w:sz w:val="18"/>
+              </w:rPr>
+              <w:t>10</w:t>
+            </w:r>
+          </w:p>
+        </w:tc>
+      </w:tr>
+      <w:tr>
+        <w:tc>
+          <w:tcPr>
+            <w:tcW w:type="dxa" w:w="1680"/>
+          </w:tcPr>
+          <w:p>
+            <w:r>
+              <w:rPr>
+                <w:rFonts w:ascii="Times New Roman" w:hAnsi="Times New Roman"/>
+                <w:sz w:val="18"/>
+              </w:rPr>
+              <w:t>Ridge (alpha=1.0)</w:t>
+            </w:r>
+          </w:p>
+        </w:tc>
+        <w:tc>
+          <w:tcPr>
+            <w:tcW w:type="dxa" w:w="1680"/>
+          </w:tcPr>
+          <w:p>
+            <w:r>
+              <w:rPr>
+                <w:rFonts w:ascii="Times New Roman" w:hAnsi="Times New Roman"/>
+                <w:sz w:val="18"/>
+              </w:rPr>
+              <w:t>2892.0146</w:t>
+            </w:r>
+          </w:p>
+        </w:tc>
+        <w:tc>
+          <w:tcPr>
+            <w:tcW w:type="dxa" w:w="1680"/>
+          </w:tcPr>
+          <w:p>
+            <w:r>
+              <w:rPr>
+                <w:rFonts w:ascii="Times New Roman" w:hAnsi="Times New Roman"/>
+                <w:sz w:val="18"/>
+              </w:rPr>
+              <w:t>53.7775</w:t>
+            </w:r>
+          </w:p>
+        </w:tc>
+        <w:tc>
+          <w:tcPr>
+            <w:tcW w:type="dxa" w:w="1680"/>
+          </w:tcPr>
+          <w:p>
+            <w:r>
+              <w:rPr>
+                <w:rFonts w:ascii="Times New Roman" w:hAnsi="Times New Roman"/>
+                <w:sz w:val="18"/>
+              </w:rPr>
+              <w:t>42.8120</w:t>
+            </w:r>
+          </w:p>
+        </w:tc>
+        <w:tc>
+          <w:tcPr>
+            <w:tcW w:type="dxa" w:w="1680"/>
+          </w:tcPr>
+          <w:p>
+            <w:r>
+              <w:rPr>
+                <w:rFonts w:ascii="Times New Roman" w:hAnsi="Times New Roman"/>
+                <w:sz w:val="18"/>
+              </w:rPr>
+              <w:t>0.4541</w:t>
+            </w:r>
+          </w:p>
+        </w:tc>
+        <w:tc>
+          <w:tcPr>
+            <w:tcW w:type="dxa" w:w="1680"/>
+          </w:tcPr>
+          <w:p>
+            <w:r>
+              <w:rPr>
+                <w:rFonts w:ascii="Times New Roman" w:hAnsi="Times New Roman"/>
+                <w:sz w:val="18"/>
+              </w:rPr>
+              <w:t>10</w:t>
+            </w:r>
+          </w:p>
+        </w:tc>
+      </w:tr>
+      <w:tr>
+        <w:tc>
+          <w:tcPr>
+            <w:tcW w:type="dxa" w:w="1680"/>
+          </w:tcPr>
+          <w:p>
+            <w:r>
+              <w:rPr>
+                <w:rFonts w:ascii="Times New Roman" w:hAnsi="Times New Roman"/>
+                <w:sz w:val="18"/>
+              </w:rPr>
+              <w:t>Linear Regression</w:t>
+            </w:r>
+          </w:p>
+        </w:tc>
+        <w:tc>
+          <w:tcPr>
+            <w:tcW w:type="dxa" w:w="1680"/>
+          </w:tcPr>
+          <w:p>
+            <w:r>
+              <w:rPr>
+                <w:rFonts w:ascii="Times New Roman" w:hAnsi="Times New Roman"/>
+                <w:sz w:val="18"/>
+              </w:rPr>
+              <w:t>2900.1936</w:t>
+            </w:r>
+          </w:p>
+        </w:tc>
+        <w:tc>
+          <w:tcPr>
+            <w:tcW w:type="dxa" w:w="1680"/>
+          </w:tcPr>
+          <w:p>
+            <w:r>
+              <w:rPr>
+                <w:rFonts w:ascii="Times New Roman" w:hAnsi="Times New Roman"/>
+                <w:sz w:val="18"/>
+              </w:rPr>
+              <w:t>53.8534</w:t>
+            </w:r>
+          </w:p>
+        </w:tc>
+        <w:tc>
+          <w:tcPr>
+            <w:tcW w:type="dxa" w:w="1680"/>
+          </w:tcPr>
+          <w:p>
+            <w:r>
+              <w:rPr>
+                <w:rFonts w:ascii="Times New Roman" w:hAnsi="Times New Roman"/>
+                <w:sz w:val="18"/>
+              </w:rPr>
+              <w:t>42.7941</w:t>
+            </w:r>
+          </w:p>
+        </w:tc>
+        <w:tc>
+          <w:tcPr>
+            <w:tcW w:type="dxa" w:w="1680"/>
+          </w:tcPr>
+          <w:p>
+            <w:r>
+              <w:rPr>
+                <w:rFonts w:ascii="Times New Roman" w:hAnsi="Times New Roman"/>
+                <w:sz w:val="18"/>
+              </w:rPr>
+              <w:t>0.4526</w:t>
+            </w:r>
+          </w:p>
+        </w:tc>
+        <w:tc>
+          <w:tcPr>
+            <w:tcW w:type="dxa" w:w="1680"/>
+          </w:tcPr>
+          <w:p>
+            <w:r>
+              <w:rPr>
+                <w:rFonts w:ascii="Times New Roman" w:hAnsi="Times New Roman"/>
+                <w:sz w:val="18"/>
+              </w:rPr>
+              <w:t>10</w:t>
+            </w:r>
+          </w:p>
+        </w:tc>
+      </w:tr>
+    </w:tbl>
+    <w:p>
+      <w:r>
+        <w:t>Baseline interpretation: Elastic Net has the lowest test RMSE (53.5393) and highest R² (0.4590) among the four baseline models. The differences are modest; all models retain all 10 coefficients at the baseline settings. The lowest MAE is 42.7941 for ordinary Linear Regression, so the best model depends on which metric is prioritized.</w:t>
+      </w:r>
+    </w:p>
+    <w:p>
+      <w:pPr>
+        <w:pStyle w:val="Heading2"/>
+      </w:pPr>
+      <w:r>
+        <w:t>Effect of alpha (measured results)</w:t>
+      </w:r>
+    </w:p>
+    <w:tbl>
+      <w:tblPr>
+        <w:tblStyle w:val="TableGrid"/>
+        <w:tblW w:type="auto" w:w="0"/>
+        <w:tblLook w:firstColumn="1" w:firstRow="1" w:lastColumn="0" w:lastRow="0" w:noHBand="0" w:noVBand="1" w:val="04A0"/>
+      </w:tblPr>
+      <w:tblGrid>
+        <w:gridCol w:w="1680"/>
+        <w:gridCol w:w="1680"/>
+        <w:gridCol w:w="1680"/>
+        <w:gridCol w:w="1680"/>
+        <w:gridCol w:w="1680"/>
+        <w:gridCol w:w="1680"/>
+      </w:tblGrid>
+      <w:tr>
+        <w:tc>
+          <w:tcPr>
+            <w:tcW w:type="dxa" w:w="1680"/>
+            <w:shd w:fill="D9EAF7"/>
+          </w:tcPr>
+          <w:p>
+            <w:r>
+              <w:rPr>
+                <w:rFonts w:ascii="Times New Roman" w:hAnsi="Times New Roman"/>
+                <w:b/>
+                <w:sz w:val="18"/>
+              </w:rPr>
+              <w:t>Method</w:t>
+            </w:r>
+          </w:p>
+        </w:tc>
+        <w:tc>
+          <w:tcPr>
+            <w:tcW w:type="dxa" w:w="1680"/>
+            <w:shd w:fill="D9EAF7"/>
+          </w:tcPr>
+          <w:p>
+            <w:r>
+              <w:rPr>
+                <w:rFonts w:ascii="Times New Roman" w:hAnsi="Times New Roman"/>
+                <w:b/>
+                <w:sz w:val="18"/>
+              </w:rPr>
+              <w:t>alpha</w:t>
+            </w:r>
+          </w:p>
+        </w:tc>
+        <w:tc>
+          <w:tcPr>
+            <w:tcW w:type="dxa" w:w="1680"/>
+            <w:shd w:fill="D9EAF7"/>
+          </w:tcPr>
+          <w:p>
+            <w:r>
+              <w:rPr>
+                <w:rFonts w:ascii="Times New Roman" w:hAnsi="Times New Roman"/>
+                <w:b/>
+                <w:sz w:val="18"/>
+              </w:rPr>
+              <w:t>Test RMSE</w:t>
+            </w:r>
+          </w:p>
+        </w:tc>
+        <w:tc>
+          <w:tcPr>
+            <w:tcW w:type="dxa" w:w="1680"/>
+            <w:shd w:fill="D9EAF7"/>
+          </w:tcPr>
+          <w:p>
+            <w:r>
+              <w:rPr>
+                <w:rFonts w:ascii="Times New Roman" w:hAnsi="Times New Roman"/>
+                <w:b/>
+                <w:sz w:val="18"/>
+              </w:rPr>
+              <w:t>Test R²</w:t>
+            </w:r>
+          </w:p>
+        </w:tc>
+        <w:tc>
+          <w:tcPr>
+            <w:tcW w:type="dxa" w:w="1680"/>
+            <w:shd w:fill="D9EAF7"/>
+          </w:tcPr>
+          <w:p>
+            <w:r>
+              <w:rPr>
+                <w:rFonts w:ascii="Times New Roman" w:hAnsi="Times New Roman"/>
+                <w:b/>
+                <w:sz w:val="18"/>
+              </w:rPr>
+              <w:t>Non-zero coefficients</w:t>
+            </w:r>
+          </w:p>
+        </w:tc>
+        <w:tc>
+          <w:tcPr>
+            <w:tcW w:type="dxa" w:w="1680"/>
+            <w:shd w:fill="D9EAF7"/>
+          </w:tcPr>
+          <w:p>
+            <w:r>
+              <w:rPr>
+                <w:rFonts w:ascii="Times New Roman" w:hAnsi="Times New Roman"/>
+                <w:b/>
+                <w:sz w:val="18"/>
+              </w:rPr>
+              <w:t>Coefficient L2 norm</w:t>
+            </w:r>
+          </w:p>
+        </w:tc>
+      </w:tr>
+      <w:tr>
+        <w:tc>
+          <w:tcPr>
+            <w:tcW w:type="dxa" w:w="1680"/>
+          </w:tcPr>
+          <w:p>
+            <w:r>
+              <w:rPr>
+                <w:rFonts w:ascii="Times New Roman" w:hAnsi="Times New Roman"/>
+                <w:sz w:val="18"/>
+              </w:rPr>
+              <w:t>Lasso</w:t>
+            </w:r>
+          </w:p>
+        </w:tc>
+        <w:tc>
+          <w:tcPr>
+            <w:tcW w:type="dxa" w:w="1680"/>
+          </w:tcPr>
+          <w:p>
+            <w:r>
+              <w:rPr>
+                <w:rFonts w:ascii="Times New Roman" w:hAnsi="Times New Roman"/>
+                <w:sz w:val="18"/>
+              </w:rPr>
+              <w:t>0.001</w:t>
+            </w:r>
+          </w:p>
+        </w:tc>
+        <w:tc>
+          <w:tcPr>
+            <w:tcW w:type="dxa" w:w="1680"/>
+          </w:tcPr>
+          <w:p>
+            <w:r>
+              <w:rPr>
+                <w:rFonts w:ascii="Times New Roman" w:hAnsi="Times New Roman"/>
+                <w:sz w:val="18"/>
+              </w:rPr>
+              <w:t>53.8517</w:t>
+            </w:r>
+          </w:p>
+        </w:tc>
+        <w:tc>
+          <w:tcPr>
+            <w:tcW w:type="dxa" w:w="1680"/>
+          </w:tcPr>
+          <w:p>
+            <w:r>
+              <w:rPr>
+                <w:rFonts w:ascii="Times New Roman" w:hAnsi="Times New Roman"/>
+                <w:sz w:val="18"/>
+              </w:rPr>
+              <w:t>0.4526</w:t>
+            </w:r>
+          </w:p>
+        </w:tc>
+        <w:tc>
+          <w:tcPr>
+            <w:tcW w:type="dxa" w:w="1680"/>
+          </w:tcPr>
+          <w:p>
+            <w:r>
+              <w:rPr>
+                <w:rFonts w:ascii="Times New Roman" w:hAnsi="Times New Roman"/>
+                <w:sz w:val="18"/>
+              </w:rPr>
+              <w:t>10</w:t>
+            </w:r>
+          </w:p>
+        </w:tc>
+        <w:tc>
+          <w:tcPr>
+            <w:tcW w:type="dxa" w:w="1680"/>
+          </w:tcPr>
+          <w:p>
+            <w:r>
+              <w:rPr>
+                <w:rFonts w:ascii="Times New Roman" w:hAnsi="Times New Roman"/>
+                <w:sz w:val="18"/>
+              </w:rPr>
+              <w:t>71.4568</w:t>
+            </w:r>
+          </w:p>
+        </w:tc>
+      </w:tr>
+      <w:tr>
+        <w:tc>
+          <w:tcPr>
+            <w:tcW w:type="dxa" w:w="1680"/>
+          </w:tcPr>
+          <w:p>
+            <w:r>
+              <w:rPr>
+                <w:rFonts w:ascii="Times New Roman" w:hAnsi="Times New Roman"/>
+                <w:sz w:val="18"/>
+              </w:rPr>
+              <w:t>Lasso</w:t>
+            </w:r>
+          </w:p>
+        </w:tc>
+        <w:tc>
+          <w:tcPr>
+            <w:tcW w:type="dxa" w:w="1680"/>
+          </w:tcPr>
+          <w:p>
+            <w:r>
+              <w:rPr>
+                <w:rFonts w:ascii="Times New Roman" w:hAnsi="Times New Roman"/>
+                <w:sz w:val="18"/>
+              </w:rPr>
+              <w:t>0.010</w:t>
+            </w:r>
+          </w:p>
+        </w:tc>
+        <w:tc>
+          <w:tcPr>
+            <w:tcW w:type="dxa" w:w="1680"/>
+          </w:tcPr>
+          <w:p>
+            <w:r>
+              <w:rPr>
+                <w:rFonts w:ascii="Times New Roman" w:hAnsi="Times New Roman"/>
+                <w:sz w:val="18"/>
+              </w:rPr>
+              <w:t>53.8365</w:t>
+            </w:r>
+          </w:p>
+        </w:tc>
+        <w:tc>
+          <w:tcPr>
+            <w:tcW w:type="dxa" w:w="1680"/>
+          </w:tcPr>
+          <w:p>
+            <w:r>
+              <w:rPr>
+                <w:rFonts w:ascii="Times New Roman" w:hAnsi="Times New Roman"/>
+                <w:sz w:val="18"/>
+              </w:rPr>
+              <w:t>0.4529</w:t>
+            </w:r>
+          </w:p>
+        </w:tc>
+        <w:tc>
+          <w:tcPr>
+            <w:tcW w:type="dxa" w:w="1680"/>
+          </w:tcPr>
+          <w:p>
+            <w:r>
+              <w:rPr>
+                <w:rFonts w:ascii="Times New Roman" w:hAnsi="Times New Roman"/>
+                <w:sz w:val="18"/>
+              </w:rPr>
+              <w:t>10</w:t>
+            </w:r>
+          </w:p>
+        </w:tc>
+        <w:tc>
+          <w:tcPr>
+            <w:tcW w:type="dxa" w:w="1680"/>
+          </w:tcPr>
+          <w:p>
+            <w:r>
+              <w:rPr>
+                <w:rFonts w:ascii="Times New Roman" w:hAnsi="Times New Roman"/>
+                <w:sz w:val="18"/>
+              </w:rPr>
+              <w:t>69.9103</w:t>
+            </w:r>
+          </w:p>
+        </w:tc>
+      </w:tr>
+      <w:tr>
+        <w:tc>
+          <w:tcPr>
+            <w:tcW w:type="dxa" w:w="1680"/>
+          </w:tcPr>
+          <w:p>
+            <w:r>
+              <w:rPr>
+                <w:rFonts w:ascii="Times New Roman" w:hAnsi="Times New Roman"/>
+                <w:sz w:val="18"/>
+              </w:rPr>
+              <w:t>Lasso</w:t>
+            </w:r>
+          </w:p>
+        </w:tc>
+        <w:tc>
+          <w:tcPr>
+            <w:tcW w:type="dxa" w:w="1680"/>
+          </w:tcPr>
+          <w:p>
+            <w:r>
+              <w:rPr>
+                <w:rFonts w:ascii="Times New Roman" w:hAnsi="Times New Roman"/>
+                <w:sz w:val="18"/>
+              </w:rPr>
+              <w:t>0.100</w:t>
+            </w:r>
+          </w:p>
+        </w:tc>
+        <w:tc>
+          <w:tcPr>
+            <w:tcW w:type="dxa" w:w="1680"/>
+          </w:tcPr>
+          <w:p>
+            <w:r>
+              <w:rPr>
+                <w:rFonts w:ascii="Times New Roman" w:hAnsi="Times New Roman"/>
+                <w:sz w:val="18"/>
+              </w:rPr>
+              <w:t>53.7087</w:t>
+            </w:r>
+          </w:p>
+        </w:tc>
+        <w:tc>
+          <w:tcPr>
+            <w:tcW w:type="dxa" w:w="1680"/>
+          </w:tcPr>
+          <w:p>
+            <w:r>
+              <w:rPr>
+                <w:rFonts w:ascii="Times New Roman" w:hAnsi="Times New Roman"/>
+                <w:sz w:val="18"/>
+              </w:rPr>
+              <w:t>0.4555</w:t>
+            </w:r>
+          </w:p>
+        </w:tc>
+        <w:tc>
+          <w:tcPr>
+            <w:tcW w:type="dxa" w:w="1680"/>
+          </w:tcPr>
+          <w:p>
+            <w:r>
+              <w:rPr>
+                <w:rFonts w:ascii="Times New Roman" w:hAnsi="Times New Roman"/>
+                <w:sz w:val="18"/>
+              </w:rPr>
+              <w:t>10</w:t>
+            </w:r>
+          </w:p>
+        </w:tc>
+        <w:tc>
+          <w:tcPr>
+            <w:tcW w:type="dxa" w:w="1680"/>
+          </w:tcPr>
+          <w:p>
+            <w:r>
+              <w:rPr>
+                <w:rFonts w:ascii="Times New Roman" w:hAnsi="Times New Roman"/>
+                <w:sz w:val="18"/>
+              </w:rPr>
+              <w:t>55.6963</w:t>
+            </w:r>
+          </w:p>
+        </w:tc>
+      </w:tr>
+      <w:tr>
+        <w:tc>
+          <w:tcPr>
+            <w:tcW w:type="dxa" w:w="1680"/>
+          </w:tcPr>
+          <w:p>
+            <w:r>
+              <w:rPr>
+                <w:rFonts w:ascii="Times New Roman" w:hAnsi="Times New Roman"/>
+                <w:sz w:val="18"/>
+              </w:rPr>
+              <w:t>Lasso</w:t>
+            </w:r>
+          </w:p>
+        </w:tc>
+        <w:tc>
+          <w:tcPr>
+            <w:tcW w:type="dxa" w:w="1680"/>
+          </w:tcPr>
+          <w:p>
+            <w:r>
+              <w:rPr>
+                <w:rFonts w:ascii="Times New Roman" w:hAnsi="Times New Roman"/>
+                <w:sz w:val="18"/>
+              </w:rPr>
+              <w:t>1.000</w:t>
+            </w:r>
+          </w:p>
+        </w:tc>
+        <w:tc>
+          <w:tcPr>
+            <w:tcW w:type="dxa" w:w="1680"/>
+          </w:tcPr>
+          <w:p>
+            <w:r>
+              <w:rPr>
+                <w:rFonts w:ascii="Times New Roman" w:hAnsi="Times New Roman"/>
+                <w:sz w:val="18"/>
+              </w:rPr>
+              <w:t>53.1467</w:t>
+            </w:r>
+          </w:p>
+        </w:tc>
+        <w:tc>
+          <w:tcPr>
+            <w:tcW w:type="dxa" w:w="1680"/>
+          </w:tcPr>
+          <w:p>
+            <w:r>
+              <w:rPr>
+                <w:rFonts w:ascii="Times New Roman" w:hAnsi="Times New Roman"/>
+                <w:sz w:val="18"/>
+              </w:rPr>
+              <w:t>0.4669</w:t>
+            </w:r>
+          </w:p>
+        </w:tc>
+        <w:tc>
+          <w:tcPr>
+            <w:tcW w:type="dxa" w:w="1680"/>
+          </w:tcPr>
+          <w:p>
+            <w:r>
+              <w:rPr>
+                <w:rFonts w:ascii="Times New Roman" w:hAnsi="Times New Roman"/>
+                <w:sz w:val="18"/>
+              </w:rPr>
+              <w:t>9</w:t>
+            </w:r>
+          </w:p>
+        </w:tc>
+        <w:tc>
+          <w:tcPr>
+            <w:tcW w:type="dxa" w:w="1680"/>
+          </w:tcPr>
+          <w:p>
+            <w:r>
+              <w:rPr>
+                <w:rFonts w:ascii="Times New Roman" w:hAnsi="Times New Roman"/>
+                <w:sz w:val="18"/>
+              </w:rPr>
+              <w:t>41.1967</w:t>
+            </w:r>
+          </w:p>
+        </w:tc>
+      </w:tr>
+      <w:tr>
+        <w:tc>
+          <w:tcPr>
+            <w:tcW w:type="dxa" w:w="1680"/>
+          </w:tcPr>
+          <w:p>
+            <w:r>
+              <w:rPr>
+                <w:rFonts w:ascii="Times New Roman" w:hAnsi="Times New Roman"/>
+                <w:sz w:val="18"/>
+              </w:rPr>
+              <w:t>Lasso</w:t>
+            </w:r>
+          </w:p>
+        </w:tc>
+        <w:tc>
+          <w:tcPr>
+            <w:tcW w:type="dxa" w:w="1680"/>
+          </w:tcPr>
+          <w:p>
+            <w:r>
+              <w:rPr>
+                <w:rFonts w:ascii="Times New Roman" w:hAnsi="Times New Roman"/>
+                <w:sz w:val="18"/>
+              </w:rPr>
+              <w:t>10.000</w:t>
+            </w:r>
+          </w:p>
+        </w:tc>
+        <w:tc>
+          <w:tcPr>
+            <w:tcW w:type="dxa" w:w="1680"/>
+          </w:tcPr>
+          <w:p>
+            <w:r>
+              <w:rPr>
+                <w:rFonts w:ascii="Times New Roman" w:hAnsi="Times New Roman"/>
+                <w:sz w:val="18"/>
+              </w:rPr>
+              <w:t>54.1649</w:t>
+            </w:r>
+          </w:p>
+        </w:tc>
+        <w:tc>
+          <w:tcPr>
+            <w:tcW w:type="dxa" w:w="1680"/>
+          </w:tcPr>
+          <w:p>
+            <w:r>
+              <w:rPr>
+                <w:rFonts w:ascii="Times New Roman" w:hAnsi="Times New Roman"/>
+                <w:sz w:val="18"/>
+              </w:rPr>
+              <w:t>0.4463</w:t>
+            </w:r>
+          </w:p>
+        </w:tc>
+        <w:tc>
+          <w:tcPr>
+            <w:tcW w:type="dxa" w:w="1680"/>
+          </w:tcPr>
+          <w:p>
+            <w:r>
+              <w:rPr>
+                <w:rFonts w:ascii="Times New Roman" w:hAnsi="Times New Roman"/>
+                <w:sz w:val="18"/>
+              </w:rPr>
+              <w:t>4</w:t>
+            </w:r>
+          </w:p>
+        </w:tc>
+        <w:tc>
+          <w:tcPr>
+            <w:tcW w:type="dxa" w:w="1680"/>
+          </w:tcPr>
+          <w:p>
+            <w:r>
+              <w:rPr>
+                <w:rFonts w:ascii="Times New Roman" w:hAnsi="Times New Roman"/>
+                <w:sz w:val="18"/>
+              </w:rPr>
+              <w:t>31.2314</w:t>
+            </w:r>
+          </w:p>
+        </w:tc>
+      </w:tr>
+      <w:tr>
+        <w:tc>
+          <w:tcPr>
+            <w:tcW w:type="dxa" w:w="1680"/>
+          </w:tcPr>
+          <w:p>
+            <w:r>
+              <w:rPr>
+                <w:rFonts w:ascii="Times New Roman" w:hAnsi="Times New Roman"/>
+                <w:sz w:val="18"/>
+              </w:rPr>
+              <w:t>Ridge</w:t>
+            </w:r>
+          </w:p>
+        </w:tc>
+        <w:tc>
+          <w:tcPr>
+            <w:tcW w:type="dxa" w:w="1680"/>
+          </w:tcPr>
+          <w:p>
+            <w:r>
+              <w:rPr>
+                <w:rFonts w:ascii="Times New Roman" w:hAnsi="Times New Roman"/>
+                <w:sz w:val="18"/>
+              </w:rPr>
+              <w:t>0.001</w:t>
+            </w:r>
+          </w:p>
+        </w:tc>
+        <w:tc>
+          <w:tcPr>
+            <w:tcW w:type="dxa" w:w="1680"/>
+          </w:tcPr>
+          <w:p>
+            <w:r>
+              <w:rPr>
+                <w:rFonts w:ascii="Times New Roman" w:hAnsi="Times New Roman"/>
+                <w:sz w:val="18"/>
+              </w:rPr>
+              <w:t>53.8533</w:t>
+            </w:r>
+          </w:p>
+        </w:tc>
+        <w:tc>
+          <w:tcPr>
+            <w:tcW w:type="dxa" w:w="1680"/>
+          </w:tcPr>
+          <w:p>
+            <w:r>
+              <w:rPr>
+                <w:rFonts w:ascii="Times New Roman" w:hAnsi="Times New Roman"/>
+                <w:sz w:val="18"/>
+              </w:rPr>
+              <w:t>0.4526</w:t>
+            </w:r>
+          </w:p>
+        </w:tc>
+        <w:tc>
+          <w:tcPr>
+            <w:tcW w:type="dxa" w:w="1680"/>
+          </w:tcPr>
+          <w:p>
+            <w:r>
+              <w:rPr>
+                <w:rFonts w:ascii="Times New Roman" w:hAnsi="Times New Roman"/>
+                <w:sz w:val="18"/>
+              </w:rPr>
+              <w:t>10</w:t>
+            </w:r>
+          </w:p>
+        </w:tc>
+        <w:tc>
+          <w:tcPr>
+            <w:tcW w:type="dxa" w:w="1680"/>
+          </w:tcPr>
+          <w:p>
+            <w:r>
+              <w:rPr>
+                <w:rFonts w:ascii="Times New Roman" w:hAnsi="Times New Roman"/>
+                <w:sz w:val="18"/>
+              </w:rPr>
+              <w:t>71.6150</w:t>
+            </w:r>
+          </w:p>
+        </w:tc>
+      </w:tr>
+      <w:tr>
+        <w:tc>
+          <w:tcPr>
+            <w:tcW w:type="dxa" w:w="1680"/>
+          </w:tcPr>
+          <w:p>
+            <w:r>
+              <w:rPr>
+                <w:rFonts w:ascii="Times New Roman" w:hAnsi="Times New Roman"/>
+                <w:sz w:val="18"/>
+              </w:rPr>
+              <w:t>Ridge</w:t>
+            </w:r>
+          </w:p>
+        </w:tc>
+        <w:tc>
+          <w:tcPr>
+            <w:tcW w:type="dxa" w:w="1680"/>
+          </w:tcPr>
+          <w:p>
+            <w:r>
+              <w:rPr>
+                <w:rFonts w:ascii="Times New Roman" w:hAnsi="Times New Roman"/>
+                <w:sz w:val="18"/>
+              </w:rPr>
+              <w:t>0.010</w:t>
+            </w:r>
+          </w:p>
+        </w:tc>
+        <w:tc>
+          <w:tcPr>
+            <w:tcW w:type="dxa" w:w="1680"/>
+          </w:tcPr>
+          <w:p>
+            <w:r>
+              <w:rPr>
+                <w:rFonts w:ascii="Times New Roman" w:hAnsi="Times New Roman"/>
+                <w:sz w:val="18"/>
+              </w:rPr>
+              <w:t>53.8523</w:t>
+            </w:r>
+          </w:p>
+        </w:tc>
+        <w:tc>
+          <w:tcPr>
+            <w:tcW w:type="dxa" w:w="1680"/>
+          </w:tcPr>
+          <w:p>
+            <w:r>
+              <w:rPr>
+                <w:rFonts w:ascii="Times New Roman" w:hAnsi="Times New Roman"/>
+                <w:sz w:val="18"/>
+              </w:rPr>
+              <w:t>0.4526</w:t>
+            </w:r>
+          </w:p>
+        </w:tc>
+        <w:tc>
+          <w:tcPr>
+            <w:tcW w:type="dxa" w:w="1680"/>
+          </w:tcPr>
+          <w:p>
+            <w:r>
+              <w:rPr>
+                <w:rFonts w:ascii="Times New Roman" w:hAnsi="Times New Roman"/>
+                <w:sz w:val="18"/>
+              </w:rPr>
+              <w:t>10</w:t>
+            </w:r>
+          </w:p>
+        </w:tc>
+        <w:tc>
+          <w:tcPr>
+            <w:tcW w:type="dxa" w:w="1680"/>
+          </w:tcPr>
+          <w:p>
+            <w:r>
+              <w:rPr>
+                <w:rFonts w:ascii="Times New Roman" w:hAnsi="Times New Roman"/>
+                <w:sz w:val="18"/>
+              </w:rPr>
+              <w:t>71.4836</w:t>
+            </w:r>
+          </w:p>
+        </w:tc>
+      </w:tr>
+      <w:tr>
+        <w:tc>
+          <w:tcPr>
+            <w:tcW w:type="dxa" w:w="1680"/>
+          </w:tcPr>
+          <w:p>
+            <w:r>
+              <w:rPr>
+                <w:rFonts w:ascii="Times New Roman" w:hAnsi="Times New Roman"/>
+                <w:sz w:val="18"/>
+              </w:rPr>
+              <w:t>Ridge</w:t>
+            </w:r>
+          </w:p>
+        </w:tc>
+        <w:tc>
+          <w:tcPr>
+            <w:tcW w:type="dxa" w:w="1680"/>
+          </w:tcPr>
+          <w:p>
+            <w:r>
+              <w:rPr>
+                <w:rFonts w:ascii="Times New Roman" w:hAnsi="Times New Roman"/>
+                <w:sz w:val="18"/>
+              </w:rPr>
+              <w:t>0.100</w:t>
+            </w:r>
+          </w:p>
+        </w:tc>
+        <w:tc>
+          <w:tcPr>
+            <w:tcW w:type="dxa" w:w="1680"/>
+          </w:tcPr>
+          <w:p>
+            <w:r>
+              <w:rPr>
+                <w:rFonts w:ascii="Times New Roman" w:hAnsi="Times New Roman"/>
+                <w:sz w:val="18"/>
+              </w:rPr>
+              <w:t>53.8429</w:t>
+            </w:r>
+          </w:p>
+        </w:tc>
+        <w:tc>
+          <w:tcPr>
+            <w:tcW w:type="dxa" w:w="1680"/>
+          </w:tcPr>
+          <w:p>
+            <w:r>
+              <w:rPr>
+                <w:rFonts w:ascii="Times New Roman" w:hAnsi="Times New Roman"/>
+                <w:sz w:val="18"/>
+              </w:rPr>
+              <w:t>0.4528</w:t>
+            </w:r>
+          </w:p>
+        </w:tc>
+        <w:tc>
+          <w:tcPr>
+            <w:tcW w:type="dxa" w:w="1680"/>
+          </w:tcPr>
+          <w:p>
+            <w:r>
+              <w:rPr>
+                <w:rFonts w:ascii="Times New Roman" w:hAnsi="Times New Roman"/>
+                <w:sz w:val="18"/>
+              </w:rPr>
+              <w:t>10</w:t>
+            </w:r>
+          </w:p>
+        </w:tc>
+        <w:tc>
+          <w:tcPr>
+            <w:tcW w:type="dxa" w:w="1680"/>
+          </w:tcPr>
+          <w:p>
+            <w:r>
+              <w:rPr>
+                <w:rFonts w:ascii="Times New Roman" w:hAnsi="Times New Roman"/>
+                <w:sz w:val="18"/>
+              </w:rPr>
+              <w:t>70.2143</w:t>
+            </w:r>
+          </w:p>
+        </w:tc>
+      </w:tr>
+      <w:tr>
+        <w:tc>
+          <w:tcPr>
+            <w:tcW w:type="dxa" w:w="1680"/>
+          </w:tcPr>
+          <w:p>
+            <w:r>
+              <w:rPr>
+                <w:rFonts w:ascii="Times New Roman" w:hAnsi="Times New Roman"/>
+                <w:sz w:val="18"/>
+              </w:rPr>
+              <w:t>Ridge</w:t>
+            </w:r>
+          </w:p>
+        </w:tc>
+        <w:tc>
+          <w:tcPr>
+            <w:tcW w:type="dxa" w:w="1680"/>
+          </w:tcPr>
+          <w:p>
+            <w:r>
+              <w:rPr>
+                <w:rFonts w:ascii="Times New Roman" w:hAnsi="Times New Roman"/>
+                <w:sz w:val="18"/>
+              </w:rPr>
+              <w:t>1.000</w:t>
+            </w:r>
+          </w:p>
+        </w:tc>
+        <w:tc>
+          <w:tcPr>
+            <w:tcW w:type="dxa" w:w="1680"/>
+          </w:tcPr>
+          <w:p>
+            <w:r>
+              <w:rPr>
+                <w:rFonts w:ascii="Times New Roman" w:hAnsi="Times New Roman"/>
+                <w:sz w:val="18"/>
+              </w:rPr>
+              <w:t>53.7775</w:t>
+            </w:r>
+          </w:p>
+        </w:tc>
+        <w:tc>
+          <w:tcPr>
+            <w:tcW w:type="dxa" w:w="1680"/>
+          </w:tcPr>
+          <w:p>
+            <w:r>
+              <w:rPr>
+                <w:rFonts w:ascii="Times New Roman" w:hAnsi="Times New Roman"/>
+                <w:sz w:val="18"/>
+              </w:rPr>
+              <w:t>0.4541</w:t>
+            </w:r>
+          </w:p>
+        </w:tc>
+        <w:tc>
+          <w:tcPr>
+            <w:tcW w:type="dxa" w:w="1680"/>
+          </w:tcPr>
+          <w:p>
+            <w:r>
+              <w:rPr>
+                <w:rFonts w:ascii="Times New Roman" w:hAnsi="Times New Roman"/>
+                <w:sz w:val="18"/>
+              </w:rPr>
+              <w:t>10</w:t>
+            </w:r>
+          </w:p>
+        </w:tc>
+        <w:tc>
+          <w:tcPr>
+            <w:tcW w:type="dxa" w:w="1680"/>
+          </w:tcPr>
+          <w:p>
+            <w:r>
+              <w:rPr>
+                <w:rFonts w:ascii="Times New Roman" w:hAnsi="Times New Roman"/>
+                <w:sz w:val="18"/>
+              </w:rPr>
+              <w:t>60.9088</w:t>
+            </w:r>
+          </w:p>
+        </w:tc>
+      </w:tr>
+      <w:tr>
+        <w:tc>
+          <w:tcPr>
+            <w:tcW w:type="dxa" w:w="1680"/>
+          </w:tcPr>
+          <w:p>
+            <w:r>
+              <w:rPr>
+                <w:rFonts w:ascii="Times New Roman" w:hAnsi="Times New Roman"/>
+                <w:sz w:val="18"/>
+              </w:rPr>
+              <w:t>Ridge</w:t>
+            </w:r>
+          </w:p>
+        </w:tc>
+        <w:tc>
+          <w:tcPr>
+            <w:tcW w:type="dxa" w:w="1680"/>
+          </w:tcPr>
+          <w:p>
+            <w:r>
+              <w:rPr>
+                <w:rFonts w:ascii="Times New Roman" w:hAnsi="Times New Roman"/>
+                <w:sz w:val="18"/>
+              </w:rPr>
+              <w:t>10.000</w:t>
+            </w:r>
+          </w:p>
+        </w:tc>
+        <w:tc>
+          <w:tcPr>
+            <w:tcW w:type="dxa" w:w="1680"/>
+          </w:tcPr>
+          <w:p>
+            <w:r>
+              <w:rPr>
+                <w:rFonts w:ascii="Times New Roman" w:hAnsi="Times New Roman"/>
+                <w:sz w:val="18"/>
+              </w:rPr>
+              <w:t>53.6263</w:t>
+            </w:r>
+          </w:p>
+        </w:tc>
+        <w:tc>
+          <w:tcPr>
+            <w:tcW w:type="dxa" w:w="1680"/>
+          </w:tcPr>
+          <w:p>
+            <w:r>
+              <w:rPr>
+                <w:rFonts w:ascii="Times New Roman" w:hAnsi="Times New Roman"/>
+                <w:sz w:val="18"/>
+              </w:rPr>
+              <w:t>0.4572</w:t>
+            </w:r>
+          </w:p>
+        </w:tc>
+        <w:tc>
+          <w:tcPr>
+            <w:tcW w:type="dxa" w:w="1680"/>
+          </w:tcPr>
+          <w:p>
+            <w:r>
+              <w:rPr>
+                <w:rFonts w:ascii="Times New Roman" w:hAnsi="Times New Roman"/>
+                <w:sz w:val="18"/>
+              </w:rPr>
+              <w:t>10</w:t>
+            </w:r>
+          </w:p>
+        </w:tc>
+        <w:tc>
+          <w:tcPr>
+            <w:tcW w:type="dxa" w:w="1680"/>
+          </w:tcPr>
+          <w:p>
+            <w:r>
+              <w:rPr>
+                <w:rFonts w:ascii="Times New Roman" w:hAnsi="Times New Roman"/>
+                <w:sz w:val="18"/>
+              </w:rPr>
+              <w:t>43.0280</w:t>
+            </w:r>
+          </w:p>
+        </w:tc>
+      </w:tr>
+      <w:tr>
+        <w:tc>
+          <w:tcPr>
+            <w:tcW w:type="dxa" w:w="1680"/>
+          </w:tcPr>
+          <w:p>
+            <w:r>
+              <w:rPr>
+                <w:rFonts w:ascii="Times New Roman" w:hAnsi="Times New Roman"/>
+                <w:sz w:val="18"/>
+              </w:rPr>
+              <w:t>Elastic Net</w:t>
+            </w:r>
+          </w:p>
+        </w:tc>
+        <w:tc>
+          <w:tcPr>
+            <w:tcW w:type="dxa" w:w="1680"/>
+          </w:tcPr>
+          <w:p>
+            <w:r>
+              <w:rPr>
+                <w:rFonts w:ascii="Times New Roman" w:hAnsi="Times New Roman"/>
+                <w:sz w:val="18"/>
+              </w:rPr>
+              <w:t>0.001</w:t>
+            </w:r>
+          </w:p>
+        </w:tc>
+        <w:tc>
+          <w:tcPr>
+            <w:tcW w:type="dxa" w:w="1680"/>
+          </w:tcPr>
+          <w:p>
+            <w:r>
+              <w:rPr>
+                <w:rFonts w:ascii="Times New Roman" w:hAnsi="Times New Roman"/>
+                <w:sz w:val="18"/>
+              </w:rPr>
+              <w:t>53.8346</w:t>
+            </w:r>
+          </w:p>
+        </w:tc>
+        <w:tc>
+          <w:tcPr>
+            <w:tcW w:type="dxa" w:w="1680"/>
+          </w:tcPr>
+          <w:p>
+            <w:r>
+              <w:rPr>
+                <w:rFonts w:ascii="Times New Roman" w:hAnsi="Times New Roman"/>
+                <w:sz w:val="18"/>
+              </w:rPr>
+              <w:t>0.4530</w:t>
+            </w:r>
+          </w:p>
+        </w:tc>
+        <w:tc>
+          <w:tcPr>
+            <w:tcW w:type="dxa" w:w="1680"/>
+          </w:tcPr>
+          <w:p>
+            <w:r>
+              <w:rPr>
+                <w:rFonts w:ascii="Times New Roman" w:hAnsi="Times New Roman"/>
+                <w:sz w:val="18"/>
+              </w:rPr>
+              <w:t>10</w:t>
+            </w:r>
+          </w:p>
+        </w:tc>
+        <w:tc>
+          <w:tcPr>
+            <w:tcW w:type="dxa" w:w="1680"/>
+          </w:tcPr>
+          <w:p>
+            <w:r>
+              <w:rPr>
+                <w:rFonts w:ascii="Times New Roman" w:hAnsi="Times New Roman"/>
+                <w:sz w:val="18"/>
+              </w:rPr>
+              <w:t>69.1156</w:t>
+            </w:r>
+          </w:p>
+        </w:tc>
+      </w:tr>
+      <w:tr>
+        <w:tc>
+          <w:tcPr>
+            <w:tcW w:type="dxa" w:w="1680"/>
+          </w:tcPr>
+          <w:p>
+            <w:r>
+              <w:rPr>
+                <w:rFonts w:ascii="Times New Roman" w:hAnsi="Times New Roman"/>
+                <w:sz w:val="18"/>
+              </w:rPr>
+              <w:t>Elastic Net</w:t>
+            </w:r>
+          </w:p>
+        </w:tc>
+        <w:tc>
+          <w:tcPr>
+            <w:tcW w:type="dxa" w:w="1680"/>
+          </w:tcPr>
+          <w:p>
+            <w:r>
+              <w:rPr>
+                <w:rFonts w:ascii="Times New Roman" w:hAnsi="Times New Roman"/>
+                <w:sz w:val="18"/>
+              </w:rPr>
+              <w:t>0.010</w:t>
+            </w:r>
+          </w:p>
+        </w:tc>
+        <w:tc>
+          <w:tcPr>
+            <w:tcW w:type="dxa" w:w="1680"/>
+          </w:tcPr>
+          <w:p>
+            <w:r>
+              <w:rPr>
+                <w:rFonts w:ascii="Times New Roman" w:hAnsi="Times New Roman"/>
+                <w:sz w:val="18"/>
+              </w:rPr>
+              <w:t>53.7405</w:t>
+            </w:r>
+          </w:p>
+        </w:tc>
+        <w:tc>
+          <w:tcPr>
+            <w:tcW w:type="dxa" w:w="1680"/>
+          </w:tcPr>
+          <w:p>
+            <w:r>
+              <w:rPr>
+                <w:rFonts w:ascii="Times New Roman" w:hAnsi="Times New Roman"/>
+                <w:sz w:val="18"/>
+              </w:rPr>
+              <w:t>0.4549</w:t>
+            </w:r>
+          </w:p>
+        </w:tc>
+        <w:tc>
+          <w:tcPr>
+            <w:tcW w:type="dxa" w:w="1680"/>
+          </w:tcPr>
+          <w:p>
+            <w:r>
+              <w:rPr>
+                <w:rFonts w:ascii="Times New Roman" w:hAnsi="Times New Roman"/>
+                <w:sz w:val="18"/>
+              </w:rPr>
+              <w:t>10</w:t>
+            </w:r>
+          </w:p>
+        </w:tc>
+        <w:tc>
+          <w:tcPr>
+            <w:tcW w:type="dxa" w:w="1680"/>
+          </w:tcPr>
+          <w:p>
+            <w:r>
+              <w:rPr>
+                <w:rFonts w:ascii="Times New Roman" w:hAnsi="Times New Roman"/>
+                <w:sz w:val="18"/>
+              </w:rPr>
+              <w:t>55.5901</w:t>
+            </w:r>
+          </w:p>
+        </w:tc>
+      </w:tr>
+      <w:tr>
+        <w:tc>
+          <w:tcPr>
+            <w:tcW w:type="dxa" w:w="1680"/>
+          </w:tcPr>
+          <w:p>
+            <w:r>
+              <w:rPr>
+                <w:rFonts w:ascii="Times New Roman" w:hAnsi="Times New Roman"/>
+                <w:sz w:val="18"/>
+              </w:rPr>
+              <w:t>Elastic Net</w:t>
+            </w:r>
+          </w:p>
+        </w:tc>
+        <w:tc>
+          <w:tcPr>
+            <w:tcW w:type="dxa" w:w="1680"/>
+          </w:tcPr>
+          <w:p>
+            <w:r>
+              <w:rPr>
+                <w:rFonts w:ascii="Times New Roman" w:hAnsi="Times New Roman"/>
+                <w:sz w:val="18"/>
+              </w:rPr>
+              <w:t>0.100</w:t>
+            </w:r>
+          </w:p>
+        </w:tc>
+        <w:tc>
+          <w:tcPr>
+            <w:tcW w:type="dxa" w:w="1680"/>
+          </w:tcPr>
+          <w:p>
+            <w:r>
+              <w:rPr>
+                <w:rFonts w:ascii="Times New Roman" w:hAnsi="Times New Roman"/>
+                <w:sz w:val="18"/>
+              </w:rPr>
+              <w:t>53.5393</w:t>
+            </w:r>
+          </w:p>
+        </w:tc>
+        <w:tc>
+          <w:tcPr>
+            <w:tcW w:type="dxa" w:w="1680"/>
+          </w:tcPr>
+          <w:p>
+            <w:r>
+              <w:rPr>
+                <w:rFonts w:ascii="Times New Roman" w:hAnsi="Times New Roman"/>
+                <w:sz w:val="18"/>
+              </w:rPr>
+              <w:t>0.4590</w:t>
+            </w:r>
+          </w:p>
+        </w:tc>
+        <w:tc>
+          <w:tcPr>
+            <w:tcW w:type="dxa" w:w="1680"/>
+          </w:tcPr>
+          <w:p>
+            <w:r>
+              <w:rPr>
+                <w:rFonts w:ascii="Times New Roman" w:hAnsi="Times New Roman"/>
+                <w:sz w:val="18"/>
+              </w:rPr>
+              <w:t>10</w:t>
+            </w:r>
+          </w:p>
+        </w:tc>
+        <w:tc>
+          <w:tcPr>
+            <w:tcW w:type="dxa" w:w="1680"/>
+          </w:tcPr>
+          <w:p>
+            <w:r>
+              <w:rPr>
+                <w:rFonts w:ascii="Times New Roman" w:hAnsi="Times New Roman"/>
+                <w:sz w:val="18"/>
+              </w:rPr>
+              <w:t>40.7930</w:t>
+            </w:r>
+          </w:p>
+        </w:tc>
+      </w:tr>
+      <w:tr>
+        <w:tc>
+          <w:tcPr>
+            <w:tcW w:type="dxa" w:w="1680"/>
+          </w:tcPr>
+          <w:p>
+            <w:r>
+              <w:rPr>
+                <w:rFonts w:ascii="Times New Roman" w:hAnsi="Times New Roman"/>
+                <w:sz w:val="18"/>
+              </w:rPr>
+              <w:t>Elastic Net</w:t>
+            </w:r>
+          </w:p>
+        </w:tc>
+        <w:tc>
+          <w:tcPr>
+            <w:tcW w:type="dxa" w:w="1680"/>
+          </w:tcPr>
+          <w:p>
+            <w:r>
+              <w:rPr>
+                <w:rFonts w:ascii="Times New Roman" w:hAnsi="Times New Roman"/>
+                <w:sz w:val="18"/>
+              </w:rPr>
+              <w:t>1.000</w:t>
+            </w:r>
+          </w:p>
+        </w:tc>
+        <w:tc>
+          <w:tcPr>
+            <w:tcW w:type="dxa" w:w="1680"/>
+          </w:tcPr>
+          <w:p>
+            <w:r>
+              <w:rPr>
+                <w:rFonts w:ascii="Times New Roman" w:hAnsi="Times New Roman"/>
+                <w:sz w:val="18"/>
+              </w:rPr>
+              <w:t>53.7467</w:t>
+            </w:r>
+          </w:p>
+        </w:tc>
+        <w:tc>
+          <w:tcPr>
+            <w:tcW w:type="dxa" w:w="1680"/>
+          </w:tcPr>
+          <w:p>
+            <w:r>
+              <w:rPr>
+                <w:rFonts w:ascii="Times New Roman" w:hAnsi="Times New Roman"/>
+                <w:sz w:val="18"/>
+              </w:rPr>
+              <w:t>0.4548</w:t>
+            </w:r>
+          </w:p>
+        </w:tc>
+        <w:tc>
+          <w:tcPr>
+            <w:tcW w:type="dxa" w:w="1680"/>
+          </w:tcPr>
+          <w:p>
+            <w:r>
+              <w:rPr>
+                <w:rFonts w:ascii="Times New Roman" w:hAnsi="Times New Roman"/>
+                <w:sz w:val="18"/>
+              </w:rPr>
+              <w:t>10</w:t>
+            </w:r>
+          </w:p>
+        </w:tc>
+        <w:tc>
+          <w:tcPr>
+            <w:tcW w:type="dxa" w:w="1680"/>
+          </w:tcPr>
+          <w:p>
+            <w:r>
+              <w:rPr>
+                <w:rFonts w:ascii="Times New Roman" w:hAnsi="Times New Roman"/>
+                <w:sz w:val="18"/>
+              </w:rPr>
+              <w:t>29.9658</w:t>
+            </w:r>
+          </w:p>
+        </w:tc>
+      </w:tr>
+      <w:tr>
+        <w:tc>
+          <w:tcPr>
+            <w:tcW w:type="dxa" w:w="1680"/>
+          </w:tcPr>
+          <w:p>
+            <w:r>
+              <w:rPr>
+                <w:rFonts w:ascii="Times New Roman" w:hAnsi="Times New Roman"/>
+                <w:sz w:val="18"/>
+              </w:rPr>
+              <w:t>Elastic Net</w:t>
+            </w:r>
+          </w:p>
+        </w:tc>
+        <w:tc>
+          <w:tcPr>
+            <w:tcW w:type="dxa" w:w="1680"/>
+          </w:tcPr>
+          <w:p>
+            <w:r>
+              <w:rPr>
+                <w:rFonts w:ascii="Times New Roman" w:hAnsi="Times New Roman"/>
+                <w:sz w:val="18"/>
+              </w:rPr>
+              <w:t>10.000</w:t>
+            </w:r>
+          </w:p>
+        </w:tc>
+        <w:tc>
+          <w:tcPr>
+            <w:tcW w:type="dxa" w:w="1680"/>
+          </w:tcPr>
+          <w:p>
+            <w:r>
+              <w:rPr>
+                <w:rFonts w:ascii="Times New Roman" w:hAnsi="Times New Roman"/>
+                <w:sz w:val="18"/>
+              </w:rPr>
+              <w:t>63.0863</w:t>
+            </w:r>
+          </w:p>
+        </w:tc>
+        <w:tc>
+          <w:tcPr>
+            <w:tcW w:type="dxa" w:w="1680"/>
+          </w:tcPr>
+          <w:p>
+            <w:r>
+              <w:rPr>
+                <w:rFonts w:ascii="Times New Roman" w:hAnsi="Times New Roman"/>
+                <w:sz w:val="18"/>
+              </w:rPr>
+              <w:t>0.2488</w:t>
+            </w:r>
+          </w:p>
+        </w:tc>
+        <w:tc>
+          <w:tcPr>
+            <w:tcW w:type="dxa" w:w="1680"/>
+          </w:tcPr>
+          <w:p>
+            <w:r>
+              <w:rPr>
+                <w:rFonts w:ascii="Times New Roman" w:hAnsi="Times New Roman"/>
+                <w:sz w:val="18"/>
+              </w:rPr>
+              <w:t>8</w:t>
+            </w:r>
+          </w:p>
+        </w:tc>
+        <w:tc>
+          <w:tcPr>
+            <w:tcW w:type="dxa" w:w="1680"/>
+          </w:tcPr>
+          <w:p>
+            <w:r>
+              <w:rPr>
+                <w:rFonts w:ascii="Times New Roman" w:hAnsi="Times New Roman"/>
+                <w:sz w:val="18"/>
+              </w:rPr>
+              <w:t>9.9063</w:t>
+            </w:r>
+          </w:p>
+        </w:tc>
+      </w:tr>
+    </w:tbl>
+    <w:p>
+      <w:r>
+        <w:t>Alpha interpretation: Lasso at alpha=1.0 produced the lowest RMSE in the alpha experiment (53.1467), the highest R² in that experiment (0.4669), and 9 non-zero coefficients. At alpha=10, Lasso retained only 4 non-zero coefficients but its RMSE worsened to 54.1649, illustrating the trade-off between sparsity and predictive performance. Ridge retained all 10 coefficients across tested alpha values while coefficient magnitude decreased. Elastic Net at alpha=10 had much stronger shrinkage but its RMSE rose to 63.0863 and R² fell to 0.2488, indicating underfitting at that setting.</w:t>
+      </w:r>
+    </w:p>
+    <w:p>
+      <w:pPr>
+        <w:pStyle w:val="Heading2"/>
+      </w:pPr>
+      <w:r>
+        <w:t>Effect of Elastic Net l1_ratio (alpha=0.1)</w:t>
+      </w:r>
+    </w:p>
+    <w:tbl>
+      <w:tblPr>
+        <w:tblStyle w:val="TableGrid"/>
+        <w:tblW w:type="auto" w:w="0"/>
+        <w:tblLook w:firstColumn="1" w:firstRow="1" w:lastColumn="0" w:lastRow="0" w:noHBand="0" w:noVBand="1" w:val="04A0"/>
+      </w:tblPr>
+      <w:tblGrid>
+        <w:gridCol w:w="1680"/>
+        <w:gridCol w:w="1680"/>
+        <w:gridCol w:w="1680"/>
+        <w:gridCol w:w="1680"/>
+        <w:gridCol w:w="1680"/>
+        <w:gridCol w:w="1680"/>
+      </w:tblGrid>
+      <w:tr>
+        <w:tc>
+          <w:tcPr>
+            <w:tcW w:type="dxa" w:w="1680"/>
+            <w:shd w:fill="D9EAF7"/>
+          </w:tcPr>
+          <w:p>
+            <w:r>
+              <w:rPr>
+                <w:rFonts w:ascii="Times New Roman" w:hAnsi="Times New Roman"/>
+                <w:b/>
+                <w:sz w:val="18"/>
+              </w:rPr>
+              <w:t>Model / L2-L1 balance</w:t>
+            </w:r>
+          </w:p>
+        </w:tc>
+        <w:tc>
+          <w:tcPr>
+            <w:tcW w:type="dxa" w:w="1680"/>
+            <w:shd w:fill="D9EAF7"/>
+          </w:tcPr>
+          <w:p>
+            <w:r>
+              <w:rPr>
+                <w:rFonts w:ascii="Times New Roman" w:hAnsi="Times New Roman"/>
+                <w:b/>
+                <w:sz w:val="18"/>
+              </w:rPr>
+              <w:t>l1_ratio</w:t>
+            </w:r>
+          </w:p>
+        </w:tc>
+        <w:tc>
+          <w:tcPr>
+            <w:tcW w:type="dxa" w:w="1680"/>
+            <w:shd w:fill="D9EAF7"/>
+          </w:tcPr>
+          <w:p>
+            <w:r>
+              <w:rPr>
+                <w:rFonts w:ascii="Times New Roman" w:hAnsi="Times New Roman"/>
+                <w:b/>
+                <w:sz w:val="18"/>
+              </w:rPr>
+              <w:t>Test RMSE</w:t>
+            </w:r>
+          </w:p>
+        </w:tc>
+        <w:tc>
+          <w:tcPr>
+            <w:tcW w:type="dxa" w:w="1680"/>
+            <w:shd w:fill="D9EAF7"/>
+          </w:tcPr>
+          <w:p>
+            <w:r>
+              <w:rPr>
+                <w:rFonts w:ascii="Times New Roman" w:hAnsi="Times New Roman"/>
+                <w:b/>
+                <w:sz w:val="18"/>
+              </w:rPr>
+              <w:t>Test R²</w:t>
+            </w:r>
+          </w:p>
+        </w:tc>
+        <w:tc>
+          <w:tcPr>
+            <w:tcW w:type="dxa" w:w="1680"/>
+            <w:shd w:fill="D9EAF7"/>
+          </w:tcPr>
+          <w:p>
+            <w:r>
+              <w:rPr>
+                <w:rFonts w:ascii="Times New Roman" w:hAnsi="Times New Roman"/>
+                <w:b/>
+                <w:sz w:val="18"/>
+              </w:rPr>
+              <w:t>Non-zero coefficients</w:t>
+            </w:r>
+          </w:p>
+        </w:tc>
+        <w:tc>
+          <w:tcPr>
+            <w:tcW w:type="dxa" w:w="1680"/>
+            <w:shd w:fill="D9EAF7"/>
+          </w:tcPr>
+          <w:p>
+            <w:r>
+              <w:rPr>
+                <w:rFonts w:ascii="Times New Roman" w:hAnsi="Times New Roman"/>
+                <w:b/>
+                <w:sz w:val="18"/>
+              </w:rPr>
+              <w:t>Coefficient L1 norm</w:t>
+            </w:r>
+          </w:p>
+        </w:tc>
+      </w:tr>
+      <w:tr>
+        <w:tc>
+          <w:tcPr>
+            <w:tcW w:type="dxa" w:w="1680"/>
+          </w:tcPr>
+          <w:p>
+            <w:r>
+              <w:rPr>
+                <w:rFonts w:ascii="Times New Roman" w:hAnsi="Times New Roman"/>
+                <w:sz w:val="18"/>
+              </w:rPr>
+              <w:t>Ridge (L2 endpoint)</w:t>
+            </w:r>
+          </w:p>
+        </w:tc>
+        <w:tc>
+          <w:tcPr>
+            <w:tcW w:type="dxa" w:w="1680"/>
+          </w:tcPr>
+          <w:p>
+            <w:r>
+              <w:rPr>
+                <w:rFonts w:ascii="Times New Roman" w:hAnsi="Times New Roman"/>
+                <w:sz w:val="18"/>
+              </w:rPr>
+              <w:t>0.00</w:t>
+            </w:r>
+          </w:p>
+        </w:tc>
+        <w:tc>
+          <w:tcPr>
+            <w:tcW w:type="dxa" w:w="1680"/>
+          </w:tcPr>
+          <w:p>
+            <w:r>
+              <w:rPr>
+                <w:rFonts w:ascii="Times New Roman" w:hAnsi="Times New Roman"/>
+                <w:sz w:val="18"/>
+              </w:rPr>
+              <w:t>53.8429</w:t>
+            </w:r>
+          </w:p>
+        </w:tc>
+        <w:tc>
+          <w:tcPr>
+            <w:tcW w:type="dxa" w:w="1680"/>
+          </w:tcPr>
+          <w:p>
+            <w:r>
+              <w:rPr>
+                <w:rFonts w:ascii="Times New Roman" w:hAnsi="Times New Roman"/>
+                <w:sz w:val="18"/>
+              </w:rPr>
+              <w:t>0.4528</w:t>
+            </w:r>
+          </w:p>
+        </w:tc>
+        <w:tc>
+          <w:tcPr>
+            <w:tcW w:type="dxa" w:w="1680"/>
+          </w:tcPr>
+          <w:p>
+            <w:r>
+              <w:rPr>
+                <w:rFonts w:ascii="Times New Roman" w:hAnsi="Times New Roman"/>
+                <w:sz w:val="18"/>
+              </w:rPr>
+              <w:t>10</w:t>
+            </w:r>
+          </w:p>
+        </w:tc>
+        <w:tc>
+          <w:tcPr>
+            <w:tcW w:type="dxa" w:w="1680"/>
+          </w:tcPr>
+          <w:p>
+            <w:r>
+              <w:rPr>
+                <w:rFonts w:ascii="Times New Roman" w:hAnsi="Times New Roman"/>
+                <w:sz w:val="18"/>
+              </w:rPr>
+              <w:t>179.7379</w:t>
+            </w:r>
+          </w:p>
+        </w:tc>
+      </w:tr>
+      <w:tr>
+        <w:tc>
+          <w:tcPr>
+            <w:tcW w:type="dxa" w:w="1680"/>
+          </w:tcPr>
+          <w:p>
+            <w:r>
+              <w:rPr>
+                <w:rFonts w:ascii="Times New Roman" w:hAnsi="Times New Roman"/>
+                <w:sz w:val="18"/>
+              </w:rPr>
+              <w:t>Elastic Net</w:t>
+            </w:r>
+          </w:p>
+        </w:tc>
+        <w:tc>
+          <w:tcPr>
+            <w:tcW w:type="dxa" w:w="1680"/>
+          </w:tcPr>
+          <w:p>
+            <w:r>
+              <w:rPr>
+                <w:rFonts w:ascii="Times New Roman" w:hAnsi="Times New Roman"/>
+                <w:sz w:val="18"/>
+              </w:rPr>
+              <w:t>0.25</w:t>
+            </w:r>
+          </w:p>
+        </w:tc>
+        <w:tc>
+          <w:tcPr>
+            <w:tcW w:type="dxa" w:w="1680"/>
+          </w:tcPr>
+          <w:p>
+            <w:r>
+              <w:rPr>
+                <w:rFonts w:ascii="Times New Roman" w:hAnsi="Times New Roman"/>
+                <w:sz w:val="18"/>
+              </w:rPr>
+              <w:t>53.5041</w:t>
+            </w:r>
+          </w:p>
+        </w:tc>
+        <w:tc>
+          <w:tcPr>
+            <w:tcW w:type="dxa" w:w="1680"/>
+          </w:tcPr>
+          <w:p>
+            <w:r>
+              <w:rPr>
+                <w:rFonts w:ascii="Times New Roman" w:hAnsi="Times New Roman"/>
+                <w:sz w:val="18"/>
+              </w:rPr>
+              <w:t>0.4597</w:t>
+            </w:r>
+          </w:p>
+        </w:tc>
+        <w:tc>
+          <w:tcPr>
+            <w:tcW w:type="dxa" w:w="1680"/>
+          </w:tcPr>
+          <w:p>
+            <w:r>
+              <w:rPr>
+                <w:rFonts w:ascii="Times New Roman" w:hAnsi="Times New Roman"/>
+                <w:sz w:val="18"/>
+              </w:rPr>
+              <w:t>10</w:t>
+            </w:r>
+          </w:p>
+        </w:tc>
+        <w:tc>
+          <w:tcPr>
+            <w:tcW w:type="dxa" w:w="1680"/>
+          </w:tcPr>
+          <w:p>
+            <w:r>
+              <w:rPr>
+                <w:rFonts w:ascii="Times New Roman" w:hAnsi="Times New Roman"/>
+                <w:sz w:val="18"/>
+              </w:rPr>
+              <w:t>102.4262</w:t>
+            </w:r>
+          </w:p>
+        </w:tc>
+      </w:tr>
+      <w:tr>
+        <w:tc>
+          <w:tcPr>
+            <w:tcW w:type="dxa" w:w="1680"/>
+          </w:tcPr>
+          <w:p>
+            <w:r>
+              <w:rPr>
+                <w:rFonts w:ascii="Times New Roman" w:hAnsi="Times New Roman"/>
+                <w:sz w:val="18"/>
+              </w:rPr>
+              <w:t>Elastic Net</w:t>
+            </w:r>
+          </w:p>
+        </w:tc>
+        <w:tc>
+          <w:tcPr>
+            <w:tcW w:type="dxa" w:w="1680"/>
+          </w:tcPr>
+          <w:p>
+            <w:r>
+              <w:rPr>
+                <w:rFonts w:ascii="Times New Roman" w:hAnsi="Times New Roman"/>
+                <w:sz w:val="18"/>
+              </w:rPr>
+              <w:t>0.50</w:t>
+            </w:r>
+          </w:p>
+        </w:tc>
+        <w:tc>
+          <w:tcPr>
+            <w:tcW w:type="dxa" w:w="1680"/>
+          </w:tcPr>
+          <w:p>
+            <w:r>
+              <w:rPr>
+                <w:rFonts w:ascii="Times New Roman" w:hAnsi="Times New Roman"/>
+                <w:sz w:val="18"/>
+              </w:rPr>
+              <w:t>53.5393</w:t>
+            </w:r>
+          </w:p>
+        </w:tc>
+        <w:tc>
+          <w:tcPr>
+            <w:tcW w:type="dxa" w:w="1680"/>
+          </w:tcPr>
+          <w:p>
+            <w:r>
+              <w:rPr>
+                <w:rFonts w:ascii="Times New Roman" w:hAnsi="Times New Roman"/>
+                <w:sz w:val="18"/>
+              </w:rPr>
+              <w:t>0.4590</w:t>
+            </w:r>
+          </w:p>
+        </w:tc>
+        <w:tc>
+          <w:tcPr>
+            <w:tcW w:type="dxa" w:w="1680"/>
+          </w:tcPr>
+          <w:p>
+            <w:r>
+              <w:rPr>
+                <w:rFonts w:ascii="Times New Roman" w:hAnsi="Times New Roman"/>
+                <w:sz w:val="18"/>
+              </w:rPr>
+              <w:t>10</w:t>
+            </w:r>
+          </w:p>
+        </w:tc>
+        <w:tc>
+          <w:tcPr>
+            <w:tcW w:type="dxa" w:w="1680"/>
+          </w:tcPr>
+          <w:p>
+            <w:r>
+              <w:rPr>
+                <w:rFonts w:ascii="Times New Roman" w:hAnsi="Times New Roman"/>
+                <w:sz w:val="18"/>
+              </w:rPr>
+              <w:t>104.4057</w:t>
+            </w:r>
+          </w:p>
+        </w:tc>
+      </w:tr>
+      <w:tr>
+        <w:tc>
+          <w:tcPr>
+            <w:tcW w:type="dxa" w:w="1680"/>
+          </w:tcPr>
+          <w:p>
+            <w:r>
+              <w:rPr>
+                <w:rFonts w:ascii="Times New Roman" w:hAnsi="Times New Roman"/>
+                <w:sz w:val="18"/>
+              </w:rPr>
+              <w:t>Elastic Net</w:t>
+            </w:r>
+          </w:p>
+        </w:tc>
+        <w:tc>
+          <w:tcPr>
+            <w:tcW w:type="dxa" w:w="1680"/>
+          </w:tcPr>
+          <w:p>
+            <w:r>
+              <w:rPr>
+                <w:rFonts w:ascii="Times New Roman" w:hAnsi="Times New Roman"/>
+                <w:sz w:val="18"/>
+              </w:rPr>
+              <w:t>0.75</w:t>
+            </w:r>
+          </w:p>
+        </w:tc>
+        <w:tc>
+          <w:tcPr>
+            <w:tcW w:type="dxa" w:w="1680"/>
+          </w:tcPr>
+          <w:p>
+            <w:r>
+              <w:rPr>
+                <w:rFonts w:ascii="Times New Roman" w:hAnsi="Times New Roman"/>
+                <w:sz w:val="18"/>
+              </w:rPr>
+              <w:t>53.6015</w:t>
+            </w:r>
+          </w:p>
+        </w:tc>
+        <w:tc>
+          <w:tcPr>
+            <w:tcW w:type="dxa" w:w="1680"/>
+          </w:tcPr>
+          <w:p>
+            <w:r>
+              <w:rPr>
+                <w:rFonts w:ascii="Times New Roman" w:hAnsi="Times New Roman"/>
+                <w:sz w:val="18"/>
+              </w:rPr>
+              <w:t>0.4577</w:t>
+            </w:r>
+          </w:p>
+        </w:tc>
+        <w:tc>
+          <w:tcPr>
+            <w:tcW w:type="dxa" w:w="1680"/>
+          </w:tcPr>
+          <w:p>
+            <w:r>
+              <w:rPr>
+                <w:rFonts w:ascii="Times New Roman" w:hAnsi="Times New Roman"/>
+                <w:sz w:val="18"/>
+              </w:rPr>
+              <w:t>9</w:t>
+            </w:r>
+          </w:p>
+        </w:tc>
+        <w:tc>
+          <w:tcPr>
+            <w:tcW w:type="dxa" w:w="1680"/>
+          </w:tcPr>
+          <w:p>
+            <w:r>
+              <w:rPr>
+                <w:rFonts w:ascii="Times New Roman" w:hAnsi="Times New Roman"/>
+                <w:sz w:val="18"/>
+              </w:rPr>
+              <w:t>107.1488</w:t>
+            </w:r>
+          </w:p>
+        </w:tc>
+      </w:tr>
+      <w:tr>
+        <w:tc>
+          <w:tcPr>
+            <w:tcW w:type="dxa" w:w="1680"/>
+          </w:tcPr>
+          <w:p>
+            <w:r>
+              <w:rPr>
+                <w:rFonts w:ascii="Times New Roman" w:hAnsi="Times New Roman"/>
+                <w:sz w:val="18"/>
+              </w:rPr>
+              <w:t>Lasso (L1 endpoint)</w:t>
+            </w:r>
+          </w:p>
+        </w:tc>
+        <w:tc>
+          <w:tcPr>
+            <w:tcW w:type="dxa" w:w="1680"/>
+          </w:tcPr>
+          <w:p>
+            <w:r>
+              <w:rPr>
+                <w:rFonts w:ascii="Times New Roman" w:hAnsi="Times New Roman"/>
+                <w:sz w:val="18"/>
+              </w:rPr>
+              <w:t>1.00</w:t>
+            </w:r>
+          </w:p>
+        </w:tc>
+        <w:tc>
+          <w:tcPr>
+            <w:tcW w:type="dxa" w:w="1680"/>
+          </w:tcPr>
+          <w:p>
+            <w:r>
+              <w:rPr>
+                <w:rFonts w:ascii="Times New Roman" w:hAnsi="Times New Roman"/>
+                <w:sz w:val="18"/>
+              </w:rPr>
+              <w:t>53.7087</w:t>
+            </w:r>
+          </w:p>
+        </w:tc>
+        <w:tc>
+          <w:tcPr>
+            <w:tcW w:type="dxa" w:w="1680"/>
+          </w:tcPr>
+          <w:p>
+            <w:r>
+              <w:rPr>
+                <w:rFonts w:ascii="Times New Roman" w:hAnsi="Times New Roman"/>
+                <w:sz w:val="18"/>
+              </w:rPr>
+              <w:t>0.4555</w:t>
+            </w:r>
+          </w:p>
+        </w:tc>
+        <w:tc>
+          <w:tcPr>
+            <w:tcW w:type="dxa" w:w="1680"/>
+          </w:tcPr>
+          <w:p>
+            <w:r>
+              <w:rPr>
+                <w:rFonts w:ascii="Times New Roman" w:hAnsi="Times New Roman"/>
+                <w:sz w:val="18"/>
+              </w:rPr>
+              <w:t>10</w:t>
+            </w:r>
+          </w:p>
+        </w:tc>
+        <w:tc>
+          <w:tcPr>
+            <w:tcW w:type="dxa" w:w="1680"/>
+          </w:tcPr>
+          <w:p>
+            <w:r>
+              <w:rPr>
+                <w:rFonts w:ascii="Times New Roman" w:hAnsi="Times New Roman"/>
+                <w:sz w:val="18"/>
+              </w:rPr>
+              <w:t>140.9604</w:t>
+            </w:r>
+          </w:p>
+        </w:tc>
+      </w:tr>
+    </w:tbl>
+    <w:p>
+      <w:r>
+        <w:t>l1_ratio interpretation: among the tested ratios, l1_ratio=0.25 gave the lowest RMSE (53.5041) and highest R² (0.4597). At 0.75, the model retained 9 non-zero coefficients. The non-zero count is not strictly monotonic here because it depends on the fitted coefficients and threshold; discuss the measured table rather than assuming every increase in l1_ratio must eliminate more features.</w:t>
+      </w:r>
+    </w:p>
+    <w:p>
+      <w:pPr>
+        <w:pStyle w:val="Heading2"/>
+      </w:pPr>
+      <w:r>
+        <w:t>Importance of these changes</w:t>
+      </w:r>
+    </w:p>
+    <w:p>
+      <w:r>
+        <w:t>Changing alpha demonstrates the bias–variance / complexity trade-off: stronger penalties reduce coefficient magnitudes and can simplify the model, but excessive penalties can harm prediction. Changing l1_ratio adjusts the balance between L1-driven sparsity and L2-driven smooth shrinkage. These are single-split test results; cross-validation would provide a more robust basis for selecting final hyperparameters.</w:t>
+      </w:r>
+    </w:p>
+    <w:p>
+      <w:pPr>
         <w:pStyle w:val="Heading1"/>
       </w:pPr>
       <w:r>
